--- a/assets/Mark_Johnson_Cover_Letter_2026web.docx
+++ b/assets/Mark_Johnson_Cover_Letter_2026web.docx
@@ -46,7 +46,7 @@
       </w:r>
       <w:proofErr w:type="spellEnd"/>
       <w:r>
-        <w:t xml:space="preserve"> during the pandemic, demonstrating my ability to manage complex milestones under pressure. More recently, as Director of Marketing and Outreach at Motor City Dental Partners, I have applied my operational expertise to digital marketing, website management, and data-driven campaign optimization.</w:t>
+        <w:t xml:space="preserve"> during the pandemic, demonstrating my ability to manage complex milestones under pressure. More recently, as Director of Marketing at Motor City Dental Partners, I have applied my operational expertise to digital marketing, website management, and data-driven campaign optimization.</w:t>
       </w:r>
     </w:p>
     <w:p>

--- a/assets/Mark_Johnson_Cover_Letter_2026web.docx
+++ b/assets/Mark_Johnson_Cover_Letter_2026web.docx
@@ -46,7 +46,7 @@
       </w:r>
       <w:proofErr w:type="spellEnd"/>
       <w:r>
-        <w:t xml:space="preserve"> during the pandemic, demonstrating my ability to manage complex milestones under pressure. More recently, as Director of Marketing at Motor City Dental Partners, I have applied my operational expertise to digital marketing, website management, and data-driven campaign optimization.</w:t>
+        <w:t xml:space="preserve"> during the pandemic, demonstrating my ability to manage complex milestones under pressure. More recently, as Director of Marketing and now Director of Digital Strategy at Motor City Dental Partners, I have applied my operational expertise to digital marketing, website management, data-driven campaign optimization, and the technology strategy behind them.</w:t>
       </w:r>
     </w:p>
     <w:p>
